--- a/manuscript/analysis_notes/03_cropping_treatment_and_legacy.docx
+++ b/manuscript/analysis_notes/03_cropping_treatment_and_legacy.docx
@@ -88,11 +88,6 @@
       </w:r>
     </w:p>
     <w:p>
-      <w:r>
-        <w:br w:type="page"/>
-      </w:r>
-    </w:p>
-    <w:p>
       <w:pPr>
         <w:pStyle w:val="Heading1"/>
       </w:pPr>
@@ -175,11 +170,6 @@
       </w:r>
     </w:p>
     <w:p>
-      <w:r>
-        <w:br w:type="page"/>
-      </w:r>
-    </w:p>
-    <w:p>
       <w:pPr>
         <w:pStyle w:val="Heading1"/>
       </w:pPr>
@@ -189,13 +179,14 @@
     </w:p>
     <w:p>
       <w:pPr>
+        <w:keepNext/>
         <w:jc w:val="center"/>
       </w:pPr>
       <w:r>
         <w:drawing>
           <wp:inline xmlns:a="http://schemas.openxmlformats.org/drawingml/2006/main" xmlns:pic="http://schemas.openxmlformats.org/drawingml/2006/picture">
             <wp:extent cx="5577840" cy="4338320"/>
-            <wp:docPr id="2" name="Picture 2" descr="Active cropping PAIC by treatment averaged across hybrids with pointwise confidence intervals and phase-wide Holm significance markers."/>
+            <wp:docPr id="2" name="Picture 2" descr="Figure 1 Model-adjusted periodic annual carbon increment (PAIC) during active cropping, with equal weights across hybrids. Symbols and lines distinguish continuous fallow, continuous cropping and alternate cropping; lines connect observed measurement visits. Error bars are pointwise 95% confidence intervals. An asterisk marks continuous cropping versus continuous fallow and a plus marks continuous cropping versus alternate cropping at phase-wide Holm-adjusted p &lt; 0.05 across all 21 treatment-pair by interval tests, including the fallow versus alternate comparison. Absence of a marker does not establish equality. The horizontal axis gives measurement year; PAIC is annualised over the preceding measurement interval, including growth years 1998 to 2000 for the 2001 visit."/>
             <wp:cNvGraphicFramePr>
               <a:graphicFrameLocks noChangeAspect="1"/>
             </wp:cNvGraphicFramePr>
@@ -231,7 +222,7 @@
         <w:pStyle w:val="Caption"/>
       </w:pPr>
       <w:r>
-        <w:t>Figure 1 Model-adjusted PAIC during active cropping, averaged equally across hybrids. An asterisk marks continuous cropping versus continuous fallow; a plus marks continuous cropping versus alternate cropping. Markers use Holm adjustment across all 21 treatment-pair by interval tests in this phase. Error bars are pointwise 95 percent confidence intervals.</w:t>
+        <w:t>Figure 1 Model-adjusted periodic annual carbon increment (PAIC) during active cropping, with equal weights across hybrids. Symbols and lines distinguish continuous fallow, continuous cropping and alternate cropping; lines connect observed measurement visits. Error bars are pointwise 95% confidence intervals. An asterisk marks continuous cropping versus continuous fallow and a plus marks continuous cropping versus alternate cropping at phase-wide Holm-adjusted p &lt; 0.05 across all 21 treatment-pair by interval tests, including the fallow versus alternate comparison. Absence of a marker does not establish equality. The horizontal axis gives measurement year; PAIC is annualised over the preceding measurement interval, including growth years 1998 to 2000 for the 2001 visit.</w:t>
       </w:r>
     </w:p>
     <w:p>
@@ -250,13 +241,9 @@
       </w:r>
     </w:p>
     <w:p>
-      <w:r>
-        <w:br w:type="page"/>
-      </w:r>
-    </w:p>
-    <w:p>
       <w:pPr>
         <w:pStyle w:val="Heading1"/>
+        <w:pageBreakBefore/>
       </w:pPr>
       <w:r>
         <w:t>Main results</w:t>
@@ -1762,11 +1749,6 @@
       </w:r>
     </w:p>
     <w:p>
-      <w:r>
-        <w:br w:type="page"/>
-      </w:r>
-    </w:p>
-    <w:p>
       <w:pPr>
         <w:pStyle w:val="Heading1"/>
       </w:pPr>
@@ -1776,13 +1758,14 @@
     </w:p>
     <w:p>
       <w:pPr>
+        <w:keepNext/>
         <w:jc w:val="center"/>
       </w:pPr>
       <w:r>
         <w:drawing>
           <wp:inline xmlns:a="http://schemas.openxmlformats.org/drawingml/2006/main" xmlns:pic="http://schemas.openxmlformats.org/drawingml/2006/picture">
             <wp:extent cx="5577840" cy="4338320"/>
-            <wp:docPr id="1" name="Picture 1" descr="Figure 1 Model-adjusted PAIC averaged across hybrids after cessation. Asterisks mark continuous cropping versus continuous fallow differences after phase-wide Holm correction. Error bars are pointwise 95 percent confidence intervals."/>
+            <wp:docPr id="1" name="Picture 1" descr="Figure 2 Model-adjusted periodic annual carbon increment (PAIC) after cropping ceased, with equal weights across hybrids. Symbols and lines distinguish the three former cropping treatments. Error bars are pointwise 95% confidence intervals. An asterisk marks former continuous cropping versus former continuous fallow and a plus marks former continuous cropping versus former alternate cropping at phase-wide Holm-adjusted p &lt; 0.05 across all 54 treatment-pair by interval tests. The significant fallow contrasts occur at the 2009 and 2010 visits, corresponding to growth years 2008 and 2009. Absence of a marker does not establish equality. The horizontal axis gives measurement year and PAIC is annualised over the preceding measurement interval."/>
             <wp:cNvGraphicFramePr>
               <a:graphicFrameLocks noChangeAspect="1"/>
             </wp:cNvGraphicFramePr>
@@ -1818,7 +1801,7 @@
         <w:pStyle w:val="Caption"/>
       </w:pPr>
       <w:r>
-        <w:t>Figure 2 Model-adjusted PAIC averaged across hybrids after cessation. Asterisks mark continuous cropping versus continuous fallow differences after phase-wide Holm correction. Error bars are pointwise 95 percent confidence intervals.</w:t>
+        <w:t>Figure 2 Model-adjusted periodic annual carbon increment (PAIC) after cropping ceased, with equal weights across hybrids. Symbols and lines distinguish the three former cropping treatments. Error bars are pointwise 95% confidence intervals. An asterisk marks former continuous cropping versus former continuous fallow and a plus marks former continuous cropping versus former alternate cropping at phase-wide Holm-adjusted p &lt; 0.05 across all 54 treatment-pair by interval tests. The significant fallow contrasts occur at the 2009 and 2010 visits, corresponding to growth years 2008 and 2009. Absence of a marker does not establish equality. The horizontal axis gives measurement year and PAIC is annualised over the preceding measurement interval.</w:t>
       </w:r>
     </w:p>
     <w:p>
@@ -1847,6 +1830,87 @@
     <w:p>
       <w:r>
         <w:t>All current fits converged without singularity. Residual plots show some unequal spread and tail departures; variance assumptions and remaining serial dependence require review before final inferential wording. Three blocks limit independent treatment replication. A biological equivalence threshold would be needed to estimate when a legacy becomes negligible.</w:t>
+      </w:r>
+    </w:p>
+    <w:p>
+      <w:pPr>
+        <w:pStyle w:val="Heading1"/>
+        <w:pageBreakBefore/>
+      </w:pPr>
+      <w:r>
+        <w:t>Descriptions for additional figure exports</w:t>
+      </w:r>
+    </w:p>
+    <w:p>
+      <w:pPr>
+        <w:pStyle w:val="Heading2"/>
+      </w:pPr>
+      <w:r>
+        <w:t>treatment PAIC active contrasts</w:t>
+      </w:r>
+    </w:p>
+    <w:p>
+      <w:r>
+        <w:t>Active cropping. Equal hybrid weights; pointwise 95% CIs. * Holm-adjusted p &lt; 0.05 across all 21 pair-by-interval tests in this phase. A CI excluding zero alone does not establish significance after adjustment.</w:t>
+      </w:r>
+    </w:p>
+    <w:p>
+      <w:r>
+        <w:t>Figure file: results/figures/treatment_PAIC_active_contrasts.png</w:t>
+      </w:r>
+    </w:p>
+    <w:p>
+      <w:pPr>
+        <w:pStyle w:val="Heading2"/>
+      </w:pPr>
+      <w:r>
+        <w:t>treatment PAIC post contrasts</w:t>
+      </w:r>
+    </w:p>
+    <w:p>
+      <w:r>
+        <w:t>After cropping ceased. Equal hybrid weights; pointwise 95% CIs. * Holm-adjusted p &lt; 0.05 across all 54 pair-by-interval tests in this phase. A CI excluding zero alone does not establish significance after adjustment.</w:t>
+      </w:r>
+    </w:p>
+    <w:p>
+      <w:r>
+        <w:t>Figure file: results/figures/treatment_PAIC_post_contrasts.png</w:t>
+      </w:r>
+    </w:p>
+    <w:p>
+      <w:pPr>
+        <w:pStyle w:val="Heading2"/>
+      </w:pPr>
+      <w:r>
+        <w:t>treatment PAIC active with boundary means</w:t>
+      </w:r>
+    </w:p>
+    <w:p>
+      <w:r>
+        <w:t>Active cropping including the boundary interval. Model-adjusted means across hybrids; pointwise 95% CIs. Continuous cropping differs from: * continuous fallow; + alternate cropping (Holm p &lt; 0.05 across all 24 pair-by-interval tests in this phase).</w:t>
+      </w:r>
+    </w:p>
+    <w:p>
+      <w:r>
+        <w:t>Figure file: results/figures/treatment_PAIC_active_with_boundary_means.png</w:t>
+      </w:r>
+    </w:p>
+    <w:p>
+      <w:pPr>
+        <w:pStyle w:val="Heading2"/>
+      </w:pPr>
+      <w:r>
+        <w:t>treatment PAIC active with boundary contrasts</w:t>
+      </w:r>
+    </w:p>
+    <w:p>
+      <w:r>
+        <w:t>Active cropping including the boundary interval. Equal hybrid weights; pointwise 95% CIs. * Holm-adjusted p &lt; 0.05 across all 24 pair-by-interval tests in this phase. A CI excluding zero alone does not establish significance after adjustment.</w:t>
+      </w:r>
+    </w:p>
+    <w:p>
+      <w:r>
+        <w:t>Figure file: results/figures/treatment_PAIC_active_with_boundary_contrasts.png</w:t>
       </w:r>
     </w:p>
     <w:sectPr>

--- a/manuscript/analysis_notes/03_cropping_treatment_and_legacy.docx
+++ b/manuscript/analysis_notes/03_cropping_treatment_and_legacy.docx
@@ -15,7 +15,7 @@
         <w:pStyle w:val="Subtitle"/>
       </w:pPr>
       <w:r>
-        <w:t>Analysis notes for paper drafting   |   Updated 22 October 2026</w:t>
+        <w:t>Analysis notes for paper drafting   |   Updated 27 October 2026</w:t>
       </w:r>
     </w:p>
     <w:p>
@@ -172,9 +172,10 @@
     <w:p>
       <w:pPr>
         <w:pStyle w:val="Heading1"/>
+        <w:pageBreakBefore/>
       </w:pPr>
       <w:r>
-        <w:t>Growth during active cropping</w:t>
+        <w:t>Cropping treatment figure</w:t>
       </w:r>
     </w:p>
     <w:p>
@@ -185,8 +186,8 @@
       <w:r>
         <w:drawing>
           <wp:inline xmlns:a="http://schemas.openxmlformats.org/drawingml/2006/main" xmlns:pic="http://schemas.openxmlformats.org/drawingml/2006/picture">
-            <wp:extent cx="5577840" cy="4338320"/>
-            <wp:docPr id="2" name="Picture 2" descr="Figure 1 Model-adjusted periodic annual carbon increment (PAIC) during active cropping, with equal weights across hybrids. Symbols and lines distinguish continuous fallow, continuous cropping and alternate cropping; lines connect observed measurement visits. Error bars are pointwise 95% confidence intervals. An asterisk marks continuous cropping versus continuous fallow and a plus marks continuous cropping versus alternate cropping at phase-wide Holm-adjusted p &lt; 0.05 across all 21 treatment-pair by interval tests, including the fallow versus alternate comparison. Absence of a marker does not establish equality. The horizontal axis gives measurement year; PAIC is annualised over the preceding measurement interval, including growth years 1998 to 2000 for the 2001 visit."/>
+            <wp:extent cx="5257800" cy="5111750"/>
+            <wp:docPr id="2" name="Picture 2" descr="Panel A shows active cropping and panel B shows post-cropping PAIC, with shared treatment symbols, uncertainty bars and model-derived significance markers."/>
             <wp:cNvGraphicFramePr>
               <a:graphicFrameLocks noChangeAspect="1"/>
             </wp:cNvGraphicFramePr>
@@ -194,11 +195,11 @@
               <a:graphicData uri="http://schemas.openxmlformats.org/drawingml/2006/picture">
                 <pic:pic>
                   <pic:nvPicPr>
-                    <pic:cNvPr id="0" name="treatment_PAIC_active_means.png"/>
+                    <pic:cNvPr id="0" name="treatment_PAIC_phases_AB.png"/>
                     <pic:cNvPicPr/>
                   </pic:nvPicPr>
                   <pic:blipFill>
-                    <a:blip r:embed="rId11"/>
+                    <a:blip r:embed="rId12"/>
                     <a:stretch>
                       <a:fillRect/>
                     </a:stretch>
@@ -206,7 +207,7 @@
                   <pic:spPr>
                     <a:xfrm>
                       <a:off x="0" y="0"/>
-                      <a:ext cx="5577840" cy="4338320"/>
+                      <a:ext cx="5257800" cy="5111750"/>
                     </a:xfrm>
                     <a:prstGeom prst="rect"/>
                   </pic:spPr>
@@ -222,10 +223,22 @@
         <w:pStyle w:val="Caption"/>
       </w:pPr>
       <w:r>
-        <w:t>Figure 1 Model-adjusted periodic annual carbon increment (PAIC) during active cropping, with equal weights across hybrids. Symbols and lines distinguish continuous fallow, continuous cropping and alternate cropping; lines connect observed measurement visits. Error bars are pointwise 95% confidence intervals. An asterisk marks continuous cropping versus continuous fallow and a plus marks continuous cropping versus alternate cropping at phase-wide Holm-adjusted p &lt; 0.05 across all 21 treatment-pair by interval tests, including the fallow versus alternate comparison. Absence of a marker does not establish equality. The horizontal axis gives measurement year; PAIC is annualised over the preceding measurement interval, including growth years 1998 to 2000 for the 2001 visit.</w:t>
+        <w:t>Figure 1. Model-adjusted periodic annual carbon increment (PAIC) during active cropping (A) and after cropping ceased (B), averaged equally across four poplar hybrids. Treatment labels in B refer to the former cropping treatments. Points show estimated marginal means; error bars show pointwise 95% confidence intervals. An asterisk marks continuous cropping versus continuous fallow and a plus marks continuous cropping versus alternate cropping, using Holm-adjusted p &lt; 0.05 across all three treatment pairs and all observed intervals within each phase (21 tests in A; 54 in B). Markers denote differences in either direction; absence of a marker does not establish equality. Year denotes the measurement year and PAIC is annualised over the preceding measurement interval. The 2001 value averages growth years 1998-2000. The 2002-2005 boundary interval is excluded from both primary panels. Lines connect observed visits without imputing missing annual values.</w:t>
       </w:r>
     </w:p>
     <w:p>
+      <w:pPr>
+        <w:pStyle w:val="Heading1"/>
+        <w:pageBreakBefore/>
+      </w:pPr>
+      <w:r>
+        <w:t>Interpretation of the active cropping panel</w:t>
+      </w:r>
+    </w:p>
+    <w:p>
+      <w:pPr>
+        <w:pageBreakBefore w:val="0"/>
+      </w:pPr>
       <w:r>
         <w:t>Continuous cropping has lower estimated PAIC than continuous fallow throughout the observed active phase. After phase-wide adjustment, this comparison is significant at the 1995 to 1998 visits; continuous cropping also differs from alternate cropping at the 1997 and 1998 visits. Absence of a marker at other visits does not establish equal growth.</w:t>
       </w:r>
@@ -237,13 +250,13 @@
     </w:p>
     <w:p>
       <w:r>
-        <w:t>Figure source: results/figures/treatment_PAIC_active_means.png. Interval inference: results/tables/treatment_PAIC_active_interval_inference.csv.</w:t>
+        <w:t>Figure source: results/figures/treatment_PAIC_phases_AB.png and .pdf. Interval inference: results/tables/treatment_PAIC_active_interval_inference.csv and treatment_PAIC_post_interval_inference.csv.</w:t>
       </w:r>
     </w:p>
     <w:p>
       <w:pPr>
         <w:pStyle w:val="Heading1"/>
-        <w:pageBreakBefore/>
+        <w:pageBreakBefore w:val="0"/>
       </w:pPr>
       <w:r>
         <w:t>Main results</w:t>
@@ -1757,54 +1770,6 @@
       </w:r>
     </w:p>
     <w:p>
-      <w:pPr>
-        <w:keepNext/>
-        <w:jc w:val="center"/>
-      </w:pPr>
-      <w:r>
-        <w:drawing>
-          <wp:inline xmlns:a="http://schemas.openxmlformats.org/drawingml/2006/main" xmlns:pic="http://schemas.openxmlformats.org/drawingml/2006/picture">
-            <wp:extent cx="5577840" cy="4338320"/>
-            <wp:docPr id="1" name="Picture 1" descr="Figure 2 Model-adjusted periodic annual carbon increment (PAIC) after cropping ceased, with equal weights across hybrids. Symbols and lines distinguish the three former cropping treatments. Error bars are pointwise 95% confidence intervals. An asterisk marks former continuous cropping versus former continuous fallow and a plus marks former continuous cropping versus former alternate cropping at phase-wide Holm-adjusted p &lt; 0.05 across all 54 treatment-pair by interval tests. The significant fallow contrasts occur at the 2009 and 2010 visits, corresponding to growth years 2008 and 2009. Absence of a marker does not establish equality. The horizontal axis gives measurement year and PAIC is annualised over the preceding measurement interval."/>
-            <wp:cNvGraphicFramePr>
-              <a:graphicFrameLocks noChangeAspect="1"/>
-            </wp:cNvGraphicFramePr>
-            <a:graphic>
-              <a:graphicData uri="http://schemas.openxmlformats.org/drawingml/2006/picture">
-                <pic:pic>
-                  <pic:nvPicPr>
-                    <pic:cNvPr id="0" name="treatment_PAIC_post_means.png"/>
-                    <pic:cNvPicPr/>
-                  </pic:nvPicPr>
-                  <pic:blipFill>
-                    <a:blip r:embed="rId10"/>
-                    <a:stretch>
-                      <a:fillRect/>
-                    </a:stretch>
-                  </pic:blipFill>
-                  <pic:spPr>
-                    <a:xfrm>
-                      <a:off x="0" y="0"/>
-                      <a:ext cx="5577840" cy="4338320"/>
-                    </a:xfrm>
-                    <a:prstGeom prst="rect"/>
-                  </pic:spPr>
-                </pic:pic>
-              </a:graphicData>
-            </a:graphic>
-          </wp:inline>
-        </w:drawing>
-      </w:r>
-    </w:p>
-    <w:p>
-      <w:pPr>
-        <w:pStyle w:val="Caption"/>
-      </w:pPr>
-      <w:r>
-        <w:t>Figure 2 Model-adjusted periodic annual carbon increment (PAIC) after cropping ceased, with equal weights across hybrids. Symbols and lines distinguish the three former cropping treatments. Error bars are pointwise 95% confidence intervals. An asterisk marks former continuous cropping versus former continuous fallow and a plus marks former continuous cropping versus former alternate cropping at phase-wide Holm-adjusted p &lt; 0.05 across all 54 treatment-pair by interval tests. The significant fallow contrasts occur at the 2009 and 2010 visits, corresponding to growth years 2008 and 2009. Absence of a marker does not establish equality. The horizontal axis gives measurement year and PAIC is annualised over the preceding measurement interval.</w:t>
-      </w:r>
-    </w:p>
-    <w:p>
       <w:r>
         <w:t>Suggested drafting language: Following cessation of cropping, trees formerly under continuous cropping showed a temporary PAIC advantage over trees formerly under continuous fallow, with the strongest statistical evidence in growth years 2008 and 2009. This pattern is consistent with release from crop competition, but does not establish that mechanism.</w:t>
       </w:r>
@@ -1830,6 +1795,25 @@
     <w:p>
       <w:r>
         <w:t>All current fits converged without singularity. Residual plots show some unequal spread and tail departures; variance assumptions and remaining serial dependence require review before final inferential wording. Three blocks limit independent treatment replication. A biological equivalence threshold would be needed to estimate when a legacy becomes negligible.</w:t>
+      </w:r>
+    </w:p>
+    <w:p>
+      <w:pPr>
+        <w:pStyle w:val="Heading1"/>
+        <w:pageBreakBefore/>
+      </w:pPr>
+      <w:r>
+        <w:t>Suggested manuscript methods</w:t>
+      </w:r>
+    </w:p>
+    <w:p>
+      <w:r>
+        <w:t>Effects of alley cropping treatment on periodic annual carbon increment (PAIC) were assessed separately during active cropping and following cessation after the final harvest in August 2004. Tree measurements were averaged within each block, treatment row, hybrid and measurement interval. Gaussian linear mixed models fitted by restricted maximum likelihood included cropping treatment, hybrid and measurement interval, together with their interactions, and block as an additive fixed effect. Interval identified the period between consecutive visits (for example, 1997–1998 or 1998–2001) and was treated as a categorical factor to account for shared temporal variation; PAIC was already annualised for elapsed time. Random intercepts for treatment row, row by hybrid and row by interval accounted for persistent spatial differences and repeated observations within the experimental units. Block was retained to respect the experimental design irrespective of its statistical significance. Treatment means and pairwise comparisons were averaged equally across hybrids. Interval-specific comparisons were obtained from the fitted models using Satterthwaite degrees of freedom, with Holm adjustment across all three treatment pairs and all observed intervals within each phase. The 2002–2005 measurement interval, spanning the cessation boundary, was excluded from the primary analyses and included with active cropping in a sensitivity analysis.</w:t>
+      </w:r>
+    </w:p>
+    <w:p>
+      <w:r>
+        <w:t>The plot markers are model-derived pairwise contrasts, not a separate test on raw tree observations. The model estimates the adjusted means and their covariance; the contrast tests compare treatments within each interval, and Holm correction controls the family of comparisons across that phase. Pointwise confidence intervals are shown for the means and are not the significance rule. An asterisk denotes continuous cropping versus continuous fallow, and a plus denotes continuous cropping versus alternate cropping.</w:t>
       </w:r>
     </w:p>
     <w:p>
